--- a/btvn3.docx
+++ b/btvn3.docx
@@ -3896,6 +3896,2128 @@
         </w:rPr>
         <w:t>).</w:t>
       </w:r>
+      <w:r>
+        <w:rPr>
+          <w:i/>
+          <w:iCs/>
+          <w:lang w:val="vi-VN"/>
+        </w:rPr>
+        <w:br/>
+      </w:r>
+      <w:proofErr w:type="spellStart"/>
+      <w:r>
+        <w:t>Dạ</w:t>
+      </w:r>
+      <w:proofErr w:type="spellEnd"/>
+      <w:r>
+        <w:t xml:space="preserve"> </w:t>
+      </w:r>
+      <w:proofErr w:type="spellStart"/>
+      <w:r>
+        <w:t>em</w:t>
+      </w:r>
+      <w:proofErr w:type="spellEnd"/>
+      <w:r>
+        <w:t xml:space="preserve"> </w:t>
+      </w:r>
+      <w:proofErr w:type="spellStart"/>
+      <w:r>
+        <w:t>cảm</w:t>
+      </w:r>
+      <w:proofErr w:type="spellEnd"/>
+      <w:r>
+        <w:t xml:space="preserve"> </w:t>
+      </w:r>
+      <w:proofErr w:type="spellStart"/>
+      <w:r>
+        <w:t>ơn</w:t>
+      </w:r>
+      <w:proofErr w:type="spellEnd"/>
+      <w:r>
+        <w:t xml:space="preserve"> </w:t>
+      </w:r>
+      <w:proofErr w:type="spellStart"/>
+      <w:r>
+        <w:t>thầy</w:t>
+      </w:r>
+      <w:proofErr w:type="spellEnd"/>
+      <w:r>
+        <w:t xml:space="preserve"> </w:t>
+      </w:r>
+      <w:proofErr w:type="spellStart"/>
+      <w:r>
+        <w:t>đã</w:t>
+      </w:r>
+      <w:proofErr w:type="spellEnd"/>
+      <w:r>
+        <w:t xml:space="preserve"> </w:t>
+      </w:r>
+      <w:proofErr w:type="spellStart"/>
+      <w:r>
+        <w:t>nhận</w:t>
+      </w:r>
+      <w:proofErr w:type="spellEnd"/>
+      <w:r>
+        <w:t xml:space="preserve"> </w:t>
+      </w:r>
+      <w:proofErr w:type="spellStart"/>
+      <w:r>
+        <w:t>xét</w:t>
+      </w:r>
+      <w:proofErr w:type="spellEnd"/>
+      <w:r>
+        <w:t xml:space="preserve"> </w:t>
+      </w:r>
+      <w:proofErr w:type="spellStart"/>
+      <w:r>
+        <w:t>và</w:t>
+      </w:r>
+      <w:proofErr w:type="spellEnd"/>
+      <w:r>
+        <w:t xml:space="preserve"> </w:t>
+      </w:r>
+      <w:proofErr w:type="spellStart"/>
+      <w:r>
+        <w:t>chỉ</w:t>
+      </w:r>
+      <w:proofErr w:type="spellEnd"/>
+      <w:r>
+        <w:t xml:space="preserve"> </w:t>
+      </w:r>
+      <w:proofErr w:type="spellStart"/>
+      <w:r>
+        <w:t>ra</w:t>
+      </w:r>
+      <w:proofErr w:type="spellEnd"/>
+      <w:r>
+        <w:t xml:space="preserve"> chi </w:t>
+      </w:r>
+      <w:proofErr w:type="spellStart"/>
+      <w:r>
+        <w:t>tiết</w:t>
+      </w:r>
+      <w:proofErr w:type="spellEnd"/>
+      <w:r>
+        <w:t xml:space="preserve"> </w:t>
+      </w:r>
+      <w:proofErr w:type="spellStart"/>
+      <w:r>
+        <w:t>những</w:t>
+      </w:r>
+      <w:proofErr w:type="spellEnd"/>
+      <w:r>
+        <w:t xml:space="preserve"> </w:t>
+      </w:r>
+      <w:proofErr w:type="spellStart"/>
+      <w:r>
+        <w:t>điểm</w:t>
+      </w:r>
+      <w:proofErr w:type="spellEnd"/>
+      <w:r>
+        <w:t xml:space="preserve"> </w:t>
+      </w:r>
+      <w:proofErr w:type="spellStart"/>
+      <w:r>
+        <w:t>em</w:t>
+      </w:r>
+      <w:proofErr w:type="spellEnd"/>
+      <w:r>
+        <w:t xml:space="preserve"> </w:t>
+      </w:r>
+      <w:proofErr w:type="spellStart"/>
+      <w:r>
+        <w:t>làm</w:t>
+      </w:r>
+      <w:proofErr w:type="spellEnd"/>
+      <w:r>
+        <w:t xml:space="preserve"> </w:t>
+      </w:r>
+      <w:proofErr w:type="spellStart"/>
+      <w:r>
+        <w:t>tốt</w:t>
+      </w:r>
+      <w:proofErr w:type="spellEnd"/>
+      <w:r>
+        <w:t xml:space="preserve"> </w:t>
+      </w:r>
+      <w:proofErr w:type="spellStart"/>
+      <w:r>
+        <w:t>cũng</w:t>
+      </w:r>
+      <w:proofErr w:type="spellEnd"/>
+      <w:r>
+        <w:t xml:space="preserve"> </w:t>
+      </w:r>
+      <w:proofErr w:type="spellStart"/>
+      <w:r>
+        <w:t>như</w:t>
+      </w:r>
+      <w:proofErr w:type="spellEnd"/>
+      <w:r>
+        <w:t xml:space="preserve"> </w:t>
+      </w:r>
+      <w:proofErr w:type="spellStart"/>
+      <w:r>
+        <w:t>các</w:t>
+      </w:r>
+      <w:proofErr w:type="spellEnd"/>
+      <w:r>
+        <w:t xml:space="preserve"> </w:t>
+      </w:r>
+      <w:proofErr w:type="spellStart"/>
+      <w:r>
+        <w:t>điểm</w:t>
+      </w:r>
+      <w:proofErr w:type="spellEnd"/>
+      <w:r>
+        <w:t xml:space="preserve"> </w:t>
+      </w:r>
+      <w:proofErr w:type="spellStart"/>
+      <w:r>
+        <w:t>em</w:t>
+      </w:r>
+      <w:proofErr w:type="spellEnd"/>
+      <w:r>
+        <w:t xml:space="preserve"> </w:t>
+      </w:r>
+      <w:proofErr w:type="spellStart"/>
+      <w:r>
+        <w:t>cần</w:t>
+      </w:r>
+      <w:proofErr w:type="spellEnd"/>
+      <w:r>
+        <w:t xml:space="preserve"> </w:t>
+      </w:r>
+      <w:proofErr w:type="spellStart"/>
+      <w:r>
+        <w:t>rút</w:t>
+      </w:r>
+      <w:proofErr w:type="spellEnd"/>
+      <w:r>
+        <w:t xml:space="preserve"> </w:t>
+      </w:r>
+      <w:proofErr w:type="spellStart"/>
+      <w:r>
+        <w:t>kinh</w:t>
+      </w:r>
+      <w:proofErr w:type="spellEnd"/>
+      <w:r>
+        <w:t xml:space="preserve"> </w:t>
+      </w:r>
+      <w:proofErr w:type="spellStart"/>
+      <w:r>
+        <w:t>nghiệm</w:t>
+      </w:r>
+      <w:proofErr w:type="spellEnd"/>
+      <w:r>
+        <w:t xml:space="preserve"> ạ! Em </w:t>
+      </w:r>
+      <w:proofErr w:type="spellStart"/>
+      <w:r>
+        <w:t>xin</w:t>
+      </w:r>
+      <w:proofErr w:type="spellEnd"/>
+      <w:r>
+        <w:t xml:space="preserve"> </w:t>
+      </w:r>
+      <w:proofErr w:type="spellStart"/>
+      <w:r>
+        <w:t>tiếp</w:t>
+      </w:r>
+      <w:proofErr w:type="spellEnd"/>
+      <w:r>
+        <w:t xml:space="preserve"> </w:t>
+      </w:r>
+      <w:proofErr w:type="spellStart"/>
+      <w:r>
+        <w:t>thu</w:t>
+      </w:r>
+      <w:proofErr w:type="spellEnd"/>
+      <w:r>
+        <w:t xml:space="preserve"> </w:t>
+      </w:r>
+      <w:proofErr w:type="spellStart"/>
+      <w:r>
+        <w:t>toàn</w:t>
+      </w:r>
+      <w:proofErr w:type="spellEnd"/>
+      <w:r>
+        <w:t xml:space="preserve"> </w:t>
+      </w:r>
+      <w:proofErr w:type="spellStart"/>
+      <w:r>
+        <w:t>bộ</w:t>
+      </w:r>
+      <w:proofErr w:type="spellEnd"/>
+      <w:r>
+        <w:t xml:space="preserve"> </w:t>
+      </w:r>
+      <w:proofErr w:type="spellStart"/>
+      <w:r>
+        <w:t>góp</w:t>
+      </w:r>
+      <w:proofErr w:type="spellEnd"/>
+      <w:r>
+        <w:t xml:space="preserve"> ý </w:t>
+      </w:r>
+      <w:proofErr w:type="spellStart"/>
+      <w:r>
+        <w:t>của</w:t>
+      </w:r>
+      <w:proofErr w:type="spellEnd"/>
+      <w:r>
+        <w:t xml:space="preserve"> </w:t>
+      </w:r>
+      <w:proofErr w:type="spellStart"/>
+      <w:r>
+        <w:t>thầy</w:t>
+      </w:r>
+      <w:proofErr w:type="spellEnd"/>
+      <w:r>
+        <w:t xml:space="preserve"> </w:t>
+      </w:r>
+      <w:proofErr w:type="spellStart"/>
+      <w:r>
+        <w:t>để</w:t>
+      </w:r>
+      <w:proofErr w:type="spellEnd"/>
+      <w:r>
+        <w:t xml:space="preserve"> </w:t>
+      </w:r>
+      <w:proofErr w:type="spellStart"/>
+      <w:r>
+        <w:t>hoàn</w:t>
+      </w:r>
+      <w:proofErr w:type="spellEnd"/>
+      <w:r>
+        <w:t xml:space="preserve"> </w:t>
+      </w:r>
+      <w:proofErr w:type="spellStart"/>
+      <w:r>
+        <w:t>thiện</w:t>
+      </w:r>
+      <w:proofErr w:type="spellEnd"/>
+      <w:r>
+        <w:t xml:space="preserve"> </w:t>
+      </w:r>
+      <w:proofErr w:type="spellStart"/>
+      <w:r>
+        <w:t>bài</w:t>
+      </w:r>
+      <w:proofErr w:type="spellEnd"/>
+      <w:r>
+        <w:t xml:space="preserve"> </w:t>
+      </w:r>
+      <w:proofErr w:type="spellStart"/>
+      <w:r>
+        <w:t>nộp</w:t>
+      </w:r>
+      <w:proofErr w:type="spellEnd"/>
+      <w:r>
+        <w:t>:</w:t>
+      </w:r>
+    </w:p>
+    <w:p>
+      <w:pPr>
+        <w:rPr>
+          <w:b/>
+          <w:bCs/>
+        </w:rPr>
+      </w:pPr>
+      <w:r>
+        <w:rPr>
+          <w:b/>
+          <w:bCs/>
+        </w:rPr>
+        <w:t xml:space="preserve"> </w:t>
+      </w:r>
+      <w:proofErr w:type="spellStart"/>
+      <w:r>
+        <w:rPr>
+          <w:b/>
+          <w:bCs/>
+        </w:rPr>
+        <w:t>Bổ</w:t>
+      </w:r>
+      <w:proofErr w:type="spellEnd"/>
+      <w:r>
+        <w:rPr>
+          <w:b/>
+          <w:bCs/>
+        </w:rPr>
+        <w:t xml:space="preserve"> sung </w:t>
+      </w:r>
+      <w:proofErr w:type="spellStart"/>
+      <w:r>
+        <w:rPr>
+          <w:b/>
+          <w:bCs/>
+        </w:rPr>
+        <w:t>bản</w:t>
+      </w:r>
+      <w:proofErr w:type="spellEnd"/>
+      <w:r>
+        <w:rPr>
+          <w:b/>
+          <w:bCs/>
+        </w:rPr>
+        <w:t xml:space="preserve"> </w:t>
+      </w:r>
+      <w:proofErr w:type="spellStart"/>
+      <w:r>
+        <w:rPr>
+          <w:b/>
+          <w:bCs/>
+        </w:rPr>
+        <w:t>chất</w:t>
+      </w:r>
+      <w:proofErr w:type="spellEnd"/>
+      <w:r>
+        <w:rPr>
+          <w:b/>
+          <w:bCs/>
+        </w:rPr>
+        <w:t xml:space="preserve"> </w:t>
+      </w:r>
+      <w:proofErr w:type="spellStart"/>
+      <w:r>
+        <w:rPr>
+          <w:b/>
+          <w:bCs/>
+        </w:rPr>
+        <w:t>kỹ</w:t>
+      </w:r>
+      <w:proofErr w:type="spellEnd"/>
+      <w:r>
+        <w:rPr>
+          <w:b/>
+          <w:bCs/>
+        </w:rPr>
+        <w:t xml:space="preserve"> </w:t>
+      </w:r>
+      <w:proofErr w:type="spellStart"/>
+      <w:r>
+        <w:rPr>
+          <w:b/>
+          <w:bCs/>
+        </w:rPr>
+        <w:t>thuật</w:t>
+      </w:r>
+      <w:proofErr w:type="spellEnd"/>
+      <w:r>
+        <w:rPr>
+          <w:b/>
+          <w:bCs/>
+        </w:rPr>
+        <w:t xml:space="preserve"> </w:t>
+      </w:r>
+      <w:proofErr w:type="spellStart"/>
+      <w:r>
+        <w:rPr>
+          <w:b/>
+          <w:bCs/>
+        </w:rPr>
+        <w:t>về</w:t>
+      </w:r>
+      <w:proofErr w:type="spellEnd"/>
+      <w:r>
+        <w:rPr>
+          <w:b/>
+          <w:bCs/>
+        </w:rPr>
+        <w:t xml:space="preserve"> File </w:t>
+      </w:r>
+      <w:proofErr w:type="spellStart"/>
+      <w:proofErr w:type="gramStart"/>
+      <w:r>
+        <w:rPr>
+          <w:b/>
+          <w:bCs/>
+        </w:rPr>
+        <w:t>ẩn</w:t>
+      </w:r>
+      <w:proofErr w:type="spellEnd"/>
+      <w:r>
+        <w:rPr>
+          <w:b/>
+          <w:bCs/>
+        </w:rPr>
+        <w:t xml:space="preserve"> .env</w:t>
+      </w:r>
+      <w:proofErr w:type="gramEnd"/>
+      <w:r>
+        <w:rPr>
+          <w:b/>
+          <w:bCs/>
+        </w:rPr>
+        <w:t xml:space="preserve"> </w:t>
+      </w:r>
+      <w:proofErr w:type="spellStart"/>
+      <w:r>
+        <w:rPr>
+          <w:b/>
+          <w:bCs/>
+        </w:rPr>
+        <w:t>trên</w:t>
+      </w:r>
+      <w:proofErr w:type="spellEnd"/>
+      <w:r>
+        <w:rPr>
+          <w:b/>
+          <w:bCs/>
+        </w:rPr>
+        <w:t xml:space="preserve"> Windows</w:t>
+      </w:r>
+    </w:p>
+    <w:p>
+      <w:proofErr w:type="spellStart"/>
+      <w:r>
+        <w:t>Trên</w:t>
+      </w:r>
+      <w:proofErr w:type="spellEnd"/>
+      <w:r>
+        <w:t xml:space="preserve"> </w:t>
+      </w:r>
+      <w:proofErr w:type="spellStart"/>
+      <w:r>
+        <w:t>môi</w:t>
+      </w:r>
+      <w:proofErr w:type="spellEnd"/>
+      <w:r>
+        <w:t xml:space="preserve"> </w:t>
+      </w:r>
+      <w:proofErr w:type="spellStart"/>
+      <w:r>
+        <w:t>trường</w:t>
+      </w:r>
+      <w:proofErr w:type="spellEnd"/>
+      <w:r>
+        <w:t xml:space="preserve"> </w:t>
+      </w:r>
+      <w:r>
+        <w:rPr>
+          <w:b/>
+          <w:bCs/>
+        </w:rPr>
+        <w:t>Windows (PowerShell)</w:t>
+      </w:r>
+      <w:r>
+        <w:t xml:space="preserve">, </w:t>
+      </w:r>
+      <w:proofErr w:type="spellStart"/>
+      <w:r>
+        <w:t>một</w:t>
+      </w:r>
+      <w:proofErr w:type="spellEnd"/>
+      <w:r>
+        <w:t xml:space="preserve"> file </w:t>
+      </w:r>
+      <w:proofErr w:type="spellStart"/>
+      <w:r>
+        <w:t>có</w:t>
+      </w:r>
+      <w:proofErr w:type="spellEnd"/>
+      <w:r>
+        <w:t xml:space="preserve"> </w:t>
+      </w:r>
+      <w:proofErr w:type="spellStart"/>
+      <w:r>
+        <w:t>tên</w:t>
+      </w:r>
+      <w:proofErr w:type="spellEnd"/>
+      <w:r>
+        <w:t xml:space="preserve"> </w:t>
+      </w:r>
+      <w:proofErr w:type="spellStart"/>
+      <w:r>
+        <w:t>bắt</w:t>
+      </w:r>
+      <w:proofErr w:type="spellEnd"/>
+      <w:r>
+        <w:t xml:space="preserve"> </w:t>
+      </w:r>
+      <w:proofErr w:type="spellStart"/>
+      <w:r>
+        <w:t>đầu</w:t>
+      </w:r>
+      <w:proofErr w:type="spellEnd"/>
+      <w:r>
+        <w:t xml:space="preserve"> </w:t>
+      </w:r>
+      <w:proofErr w:type="spellStart"/>
+      <w:r>
+        <w:t>bằng</w:t>
+      </w:r>
+      <w:proofErr w:type="spellEnd"/>
+      <w:r>
+        <w:t xml:space="preserve"> </w:t>
+      </w:r>
+      <w:proofErr w:type="spellStart"/>
+      <w:r>
+        <w:t>dấu</w:t>
+      </w:r>
+      <w:proofErr w:type="spellEnd"/>
+      <w:r>
+        <w:t xml:space="preserve"> </w:t>
+      </w:r>
+      <w:proofErr w:type="spellStart"/>
+      <w:r>
+        <w:t>chấm</w:t>
+      </w:r>
+      <w:proofErr w:type="spellEnd"/>
+      <w:r>
+        <w:t xml:space="preserve"> </w:t>
+      </w:r>
+      <w:proofErr w:type="spellStart"/>
+      <w:proofErr w:type="gramStart"/>
+      <w:r>
+        <w:t>như</w:t>
+      </w:r>
+      <w:proofErr w:type="spellEnd"/>
+      <w:r>
+        <w:t xml:space="preserve"> .env</w:t>
+      </w:r>
+      <w:proofErr w:type="gramEnd"/>
+      <w:r>
+        <w:t xml:space="preserve"> </w:t>
+      </w:r>
+      <w:proofErr w:type="spellStart"/>
+      <w:r>
+        <w:t>chỉ</w:t>
+      </w:r>
+      <w:proofErr w:type="spellEnd"/>
+      <w:r>
+        <w:t xml:space="preserve"> </w:t>
+      </w:r>
+      <w:proofErr w:type="spellStart"/>
+      <w:r>
+        <w:t>đơn</w:t>
+      </w:r>
+      <w:proofErr w:type="spellEnd"/>
+      <w:r>
+        <w:t xml:space="preserve"> </w:t>
+      </w:r>
+      <w:proofErr w:type="spellStart"/>
+      <w:r>
+        <w:t>thuần</w:t>
+      </w:r>
+      <w:proofErr w:type="spellEnd"/>
+      <w:r>
+        <w:t xml:space="preserve"> </w:t>
+      </w:r>
+      <w:proofErr w:type="spellStart"/>
+      <w:r>
+        <w:t>là</w:t>
+      </w:r>
+      <w:proofErr w:type="spellEnd"/>
+      <w:r>
+        <w:t xml:space="preserve"> </w:t>
+      </w:r>
+      <w:proofErr w:type="spellStart"/>
+      <w:r>
+        <w:t>tên</w:t>
+      </w:r>
+      <w:proofErr w:type="spellEnd"/>
+      <w:r>
+        <w:t xml:space="preserve"> file </w:t>
+      </w:r>
+      <w:proofErr w:type="spellStart"/>
+      <w:r>
+        <w:t>theo</w:t>
+      </w:r>
+      <w:proofErr w:type="spellEnd"/>
+      <w:r>
+        <w:t xml:space="preserve"> </w:t>
+      </w:r>
+      <w:proofErr w:type="spellStart"/>
+      <w:r>
+        <w:t>quy</w:t>
+      </w:r>
+      <w:proofErr w:type="spellEnd"/>
+      <w:r>
+        <w:t xml:space="preserve"> </w:t>
+      </w:r>
+      <w:proofErr w:type="spellStart"/>
+      <w:r>
+        <w:t>chuẩn</w:t>
+      </w:r>
+      <w:proofErr w:type="spellEnd"/>
+      <w:r>
+        <w:t xml:space="preserve"> </w:t>
+      </w:r>
+      <w:proofErr w:type="spellStart"/>
+      <w:r>
+        <w:t>của</w:t>
+      </w:r>
+      <w:proofErr w:type="spellEnd"/>
+      <w:r>
+        <w:t xml:space="preserve"> </w:t>
+      </w:r>
+      <w:proofErr w:type="spellStart"/>
+      <w:r>
+        <w:t>các</w:t>
+      </w:r>
+      <w:proofErr w:type="spellEnd"/>
+      <w:r>
+        <w:t xml:space="preserve"> </w:t>
+      </w:r>
+      <w:proofErr w:type="spellStart"/>
+      <w:r>
+        <w:t>công</w:t>
+      </w:r>
+      <w:proofErr w:type="spellEnd"/>
+      <w:r>
+        <w:t xml:space="preserve"> </w:t>
+      </w:r>
+      <w:proofErr w:type="spellStart"/>
+      <w:r>
+        <w:t>cụ</w:t>
+      </w:r>
+      <w:proofErr w:type="spellEnd"/>
+      <w:r>
+        <w:t xml:space="preserve"> </w:t>
+      </w:r>
+      <w:proofErr w:type="spellStart"/>
+      <w:r>
+        <w:t>lập</w:t>
+      </w:r>
+      <w:proofErr w:type="spellEnd"/>
+      <w:r>
+        <w:t xml:space="preserve"> </w:t>
+      </w:r>
+      <w:proofErr w:type="spellStart"/>
+      <w:r>
+        <w:t>trình</w:t>
+      </w:r>
+      <w:proofErr w:type="spellEnd"/>
+      <w:r>
+        <w:t xml:space="preserve"> (</w:t>
+      </w:r>
+      <w:proofErr w:type="spellStart"/>
+      <w:r>
+        <w:t>như</w:t>
+      </w:r>
+      <w:proofErr w:type="spellEnd"/>
+      <w:r>
+        <w:t xml:space="preserve"> Node.js, Python </w:t>
+      </w:r>
+      <w:proofErr w:type="spellStart"/>
+      <w:r>
+        <w:t>dotEnv</w:t>
+      </w:r>
+      <w:proofErr w:type="spellEnd"/>
+      <w:r>
+        <w:t xml:space="preserve">), </w:t>
+      </w:r>
+      <w:proofErr w:type="spellStart"/>
+      <w:r>
+        <w:rPr>
+          <w:b/>
+          <w:bCs/>
+        </w:rPr>
+        <w:t>chưa</w:t>
+      </w:r>
+      <w:proofErr w:type="spellEnd"/>
+      <w:r>
+        <w:rPr>
+          <w:b/>
+          <w:bCs/>
+        </w:rPr>
+        <w:t xml:space="preserve"> </w:t>
+      </w:r>
+      <w:proofErr w:type="spellStart"/>
+      <w:r>
+        <w:rPr>
+          <w:b/>
+          <w:bCs/>
+        </w:rPr>
+        <w:t>tự</w:t>
+      </w:r>
+      <w:proofErr w:type="spellEnd"/>
+      <w:r>
+        <w:rPr>
+          <w:b/>
+          <w:bCs/>
+        </w:rPr>
+        <w:t xml:space="preserve"> </w:t>
+      </w:r>
+      <w:proofErr w:type="spellStart"/>
+      <w:r>
+        <w:rPr>
+          <w:b/>
+          <w:bCs/>
+        </w:rPr>
+        <w:t>động</w:t>
+      </w:r>
+      <w:proofErr w:type="spellEnd"/>
+      <w:r>
+        <w:rPr>
+          <w:b/>
+          <w:bCs/>
+        </w:rPr>
+        <w:t xml:space="preserve"> </w:t>
+      </w:r>
+      <w:proofErr w:type="spellStart"/>
+      <w:r>
+        <w:rPr>
+          <w:b/>
+          <w:bCs/>
+        </w:rPr>
+        <w:t>mang</w:t>
+      </w:r>
+      <w:proofErr w:type="spellEnd"/>
+      <w:r>
+        <w:rPr>
+          <w:b/>
+          <w:bCs/>
+        </w:rPr>
+        <w:t xml:space="preserve"> </w:t>
+      </w:r>
+      <w:proofErr w:type="spellStart"/>
+      <w:r>
+        <w:rPr>
+          <w:b/>
+          <w:bCs/>
+        </w:rPr>
+        <w:t>thuộc</w:t>
+      </w:r>
+      <w:proofErr w:type="spellEnd"/>
+      <w:r>
+        <w:rPr>
+          <w:b/>
+          <w:bCs/>
+        </w:rPr>
+        <w:t xml:space="preserve"> </w:t>
+      </w:r>
+      <w:proofErr w:type="spellStart"/>
+      <w:r>
+        <w:rPr>
+          <w:b/>
+          <w:bCs/>
+        </w:rPr>
+        <w:t>tính</w:t>
+      </w:r>
+      <w:proofErr w:type="spellEnd"/>
+      <w:r>
+        <w:rPr>
+          <w:b/>
+          <w:bCs/>
+        </w:rPr>
+        <w:t xml:space="preserve"> </w:t>
+      </w:r>
+      <w:proofErr w:type="spellStart"/>
+      <w:r>
+        <w:rPr>
+          <w:b/>
+          <w:bCs/>
+        </w:rPr>
+        <w:t>ẩn</w:t>
+      </w:r>
+      <w:proofErr w:type="spellEnd"/>
+      <w:r>
+        <w:rPr>
+          <w:b/>
+          <w:bCs/>
+        </w:rPr>
+        <w:t xml:space="preserve"> </w:t>
+      </w:r>
+      <w:proofErr w:type="spellStart"/>
+      <w:r>
+        <w:rPr>
+          <w:b/>
+          <w:bCs/>
+        </w:rPr>
+        <w:t>của</w:t>
+      </w:r>
+      <w:proofErr w:type="spellEnd"/>
+      <w:r>
+        <w:rPr>
+          <w:b/>
+          <w:bCs/>
+        </w:rPr>
+        <w:t xml:space="preserve"> </w:t>
+      </w:r>
+      <w:proofErr w:type="spellStart"/>
+      <w:r>
+        <w:rPr>
+          <w:b/>
+          <w:bCs/>
+        </w:rPr>
+        <w:t>hệ</w:t>
+      </w:r>
+      <w:proofErr w:type="spellEnd"/>
+      <w:r>
+        <w:rPr>
+          <w:b/>
+          <w:bCs/>
+        </w:rPr>
+        <w:t xml:space="preserve"> </w:t>
+      </w:r>
+      <w:proofErr w:type="spellStart"/>
+      <w:r>
+        <w:rPr>
+          <w:b/>
+          <w:bCs/>
+        </w:rPr>
+        <w:t>điều</w:t>
+      </w:r>
+      <w:proofErr w:type="spellEnd"/>
+      <w:r>
+        <w:rPr>
+          <w:b/>
+          <w:bCs/>
+        </w:rPr>
+        <w:t xml:space="preserve"> </w:t>
+      </w:r>
+      <w:proofErr w:type="spellStart"/>
+      <w:r>
+        <w:rPr>
+          <w:b/>
+          <w:bCs/>
+        </w:rPr>
+        <w:t>hành</w:t>
+      </w:r>
+      <w:proofErr w:type="spellEnd"/>
+      <w:r>
+        <w:rPr>
+          <w:b/>
+          <w:bCs/>
+        </w:rPr>
+        <w:t xml:space="preserve"> Windows</w:t>
+      </w:r>
+      <w:r>
+        <w:t>.</w:t>
+      </w:r>
+    </w:p>
+    <w:p>
+      <w:proofErr w:type="spellStart"/>
+      <w:r>
+        <w:t>Để</w:t>
+      </w:r>
+      <w:proofErr w:type="spellEnd"/>
+      <w:r>
+        <w:t xml:space="preserve"> file .env </w:t>
+      </w:r>
+      <w:proofErr w:type="spellStart"/>
+      <w:r>
+        <w:t>thực</w:t>
+      </w:r>
+      <w:proofErr w:type="spellEnd"/>
+      <w:r>
+        <w:t xml:space="preserve"> </w:t>
+      </w:r>
+      <w:proofErr w:type="spellStart"/>
+      <w:r>
+        <w:t>sự</w:t>
+      </w:r>
+      <w:proofErr w:type="spellEnd"/>
+      <w:r>
+        <w:t xml:space="preserve"> </w:t>
+      </w:r>
+      <w:proofErr w:type="spellStart"/>
+      <w:r>
+        <w:t>trở</w:t>
+      </w:r>
+      <w:proofErr w:type="spellEnd"/>
+      <w:r>
+        <w:t xml:space="preserve"> </w:t>
+      </w:r>
+      <w:proofErr w:type="spellStart"/>
+      <w:r>
+        <w:t>thành</w:t>
+      </w:r>
+      <w:proofErr w:type="spellEnd"/>
+      <w:r>
+        <w:t xml:space="preserve"> </w:t>
+      </w:r>
+      <w:r>
+        <w:rPr>
+          <w:b/>
+          <w:bCs/>
+        </w:rPr>
+        <w:t xml:space="preserve">File </w:t>
+      </w:r>
+      <w:proofErr w:type="spellStart"/>
+      <w:r>
+        <w:rPr>
+          <w:b/>
+          <w:bCs/>
+        </w:rPr>
+        <w:t>ẩn</w:t>
+      </w:r>
+      <w:proofErr w:type="spellEnd"/>
+      <w:r>
+        <w:rPr>
+          <w:b/>
+          <w:bCs/>
+        </w:rPr>
+        <w:t xml:space="preserve"> (Hidden File)</w:t>
+      </w:r>
+      <w:r>
+        <w:t xml:space="preserve"> </w:t>
+      </w:r>
+      <w:proofErr w:type="spellStart"/>
+      <w:r>
+        <w:t>chuẩn</w:t>
+      </w:r>
+      <w:proofErr w:type="spellEnd"/>
+      <w:r>
+        <w:t xml:space="preserve"> </w:t>
+      </w:r>
+      <w:proofErr w:type="spellStart"/>
+      <w:r>
+        <w:t>hệ</w:t>
+      </w:r>
+      <w:proofErr w:type="spellEnd"/>
+      <w:r>
+        <w:t xml:space="preserve"> </w:t>
+      </w:r>
+      <w:proofErr w:type="spellStart"/>
+      <w:r>
+        <w:t>thống</w:t>
+      </w:r>
+      <w:proofErr w:type="spellEnd"/>
+      <w:r>
+        <w:t xml:space="preserve"> Windows, </w:t>
+      </w:r>
+      <w:proofErr w:type="spellStart"/>
+      <w:r>
+        <w:t>em</w:t>
+      </w:r>
+      <w:proofErr w:type="spellEnd"/>
+      <w:r>
+        <w:t xml:space="preserve"> </w:t>
+      </w:r>
+      <w:proofErr w:type="spellStart"/>
+      <w:r>
+        <w:t>cần</w:t>
+      </w:r>
+      <w:proofErr w:type="spellEnd"/>
+      <w:r>
+        <w:t xml:space="preserve"> </w:t>
+      </w:r>
+      <w:proofErr w:type="spellStart"/>
+      <w:r>
+        <w:t>gắn</w:t>
+      </w:r>
+      <w:proofErr w:type="spellEnd"/>
+      <w:r>
+        <w:t xml:space="preserve"> </w:t>
+      </w:r>
+      <w:proofErr w:type="spellStart"/>
+      <w:r>
+        <w:t>thêm</w:t>
+      </w:r>
+      <w:proofErr w:type="spellEnd"/>
+      <w:r>
+        <w:t xml:space="preserve"> </w:t>
+      </w:r>
+      <w:proofErr w:type="spellStart"/>
+      <w:r>
+        <w:t>thuộc</w:t>
+      </w:r>
+      <w:proofErr w:type="spellEnd"/>
+      <w:r>
+        <w:t xml:space="preserve"> </w:t>
+      </w:r>
+      <w:proofErr w:type="spellStart"/>
+      <w:r>
+        <w:t>tính</w:t>
+      </w:r>
+      <w:proofErr w:type="spellEnd"/>
+      <w:r>
+        <w:t xml:space="preserve"> -Attributes Hidden </w:t>
+      </w:r>
+      <w:proofErr w:type="spellStart"/>
+      <w:r>
+        <w:t>khi</w:t>
+      </w:r>
+      <w:proofErr w:type="spellEnd"/>
+      <w:r>
+        <w:t xml:space="preserve"> </w:t>
+      </w:r>
+      <w:proofErr w:type="spellStart"/>
+      <w:r>
+        <w:t>khởi</w:t>
+      </w:r>
+      <w:proofErr w:type="spellEnd"/>
+      <w:r>
+        <w:t xml:space="preserve"> </w:t>
+      </w:r>
+      <w:proofErr w:type="spellStart"/>
+      <w:r>
+        <w:t>tạo</w:t>
+      </w:r>
+      <w:proofErr w:type="spellEnd"/>
+      <w:r>
+        <w:t>:</w:t>
+      </w:r>
+    </w:p>
+    <w:p>
+      <w:r>
+        <w:t>PowerShell</w:t>
+      </w:r>
+    </w:p>
+    <w:p>
+      <w:r>
+        <w:t>New-Item -ItemType File -Path "smart-farm\code\.env" -Attributes Hidden -Force</w:t>
+      </w:r>
+    </w:p>
+    <w:p>
+      <w:pPr>
+        <w:rPr>
+          <w:b/>
+          <w:bCs/>
+        </w:rPr>
+      </w:pPr>
+      <w:proofErr w:type="spellStart"/>
+      <w:r>
+        <w:rPr>
+          <w:b/>
+          <w:bCs/>
+        </w:rPr>
+        <w:t>Sơ</w:t>
+      </w:r>
+      <w:proofErr w:type="spellEnd"/>
+      <w:r>
+        <w:rPr>
+          <w:b/>
+          <w:bCs/>
+        </w:rPr>
+        <w:t xml:space="preserve"> </w:t>
+      </w:r>
+      <w:proofErr w:type="spellStart"/>
+      <w:r>
+        <w:rPr>
+          <w:b/>
+          <w:bCs/>
+        </w:rPr>
+        <w:t>đồ</w:t>
+      </w:r>
+      <w:proofErr w:type="spellEnd"/>
+      <w:r>
+        <w:rPr>
+          <w:b/>
+          <w:bCs/>
+        </w:rPr>
+        <w:t xml:space="preserve"> IPO </w:t>
+      </w:r>
+      <w:proofErr w:type="spellStart"/>
+      <w:r>
+        <w:rPr>
+          <w:b/>
+          <w:bCs/>
+        </w:rPr>
+        <w:t>trực</w:t>
+      </w:r>
+      <w:proofErr w:type="spellEnd"/>
+      <w:r>
+        <w:rPr>
+          <w:b/>
+          <w:bCs/>
+        </w:rPr>
+        <w:t xml:space="preserve"> </w:t>
+      </w:r>
+      <w:proofErr w:type="spellStart"/>
+      <w:r>
+        <w:rPr>
+          <w:b/>
+          <w:bCs/>
+        </w:rPr>
+        <w:t>quan</w:t>
+      </w:r>
+      <w:proofErr w:type="spellEnd"/>
+      <w:r>
+        <w:rPr>
+          <w:b/>
+          <w:bCs/>
+        </w:rPr>
+        <w:t xml:space="preserve"> (Visual IPO Diagram)</w:t>
+      </w:r>
+    </w:p>
+    <w:p>
+      <w:pPr>
+        <w:rPr>
+          <w:lang w:val="vi-VN"/>
+        </w:rPr>
+      </w:pPr>
+    </w:p>
+    <w:p>
+      <w:pPr>
+        <w:rPr>
+          <w:lang w:val="vi-VN"/>
+        </w:rPr>
+      </w:pPr>
+      <w:r>
+        <w:t xml:space="preserve">                    INPUT (</w:t>
+      </w:r>
+      <w:proofErr w:type="spellStart"/>
+      <w:r>
+        <w:t>Đầu</w:t>
+      </w:r>
+      <w:proofErr w:type="spellEnd"/>
+      <w:r>
+        <w:t xml:space="preserve"> </w:t>
+      </w:r>
+      <w:proofErr w:type="spellStart"/>
+      <w:r>
+        <w:t>vào</w:t>
+      </w:r>
+      <w:proofErr w:type="spellEnd"/>
+      <w:r>
+        <w:t xml:space="preserve">)                    </w:t>
+      </w:r>
+    </w:p>
+    <w:p>
+      <w:pPr>
+        <w:rPr>
+          <w:lang w:val="vi-VN"/>
+        </w:rPr>
+      </w:pPr>
+      <w:r>
+        <w:t xml:space="preserve"> - </w:t>
+      </w:r>
+      <w:proofErr w:type="spellStart"/>
+      <w:r>
+        <w:t>Cấu</w:t>
+      </w:r>
+      <w:proofErr w:type="spellEnd"/>
+      <w:r>
+        <w:t xml:space="preserve"> </w:t>
+      </w:r>
+      <w:proofErr w:type="spellStart"/>
+      <w:r>
+        <w:t>trúc</w:t>
+      </w:r>
+      <w:proofErr w:type="spellEnd"/>
+      <w:r>
+        <w:t xml:space="preserve"> </w:t>
+      </w:r>
+      <w:proofErr w:type="spellStart"/>
+      <w:r>
+        <w:t>thư</w:t>
+      </w:r>
+      <w:proofErr w:type="spellEnd"/>
+      <w:r>
+        <w:t xml:space="preserve"> </w:t>
+      </w:r>
+      <w:proofErr w:type="spellStart"/>
+      <w:r>
+        <w:t>mục</w:t>
+      </w:r>
+      <w:proofErr w:type="spellEnd"/>
+      <w:r>
+        <w:t xml:space="preserve">: smart-farm\data\logs, code       </w:t>
+      </w:r>
+    </w:p>
+    <w:p>
+      <w:pPr>
+        <w:rPr>
+          <w:lang w:val="vi-VN"/>
+        </w:rPr>
+      </w:pPr>
+      <w:r>
+        <w:t xml:space="preserve">  - Danh </w:t>
+      </w:r>
+      <w:proofErr w:type="spellStart"/>
+      <w:r>
+        <w:t>sách</w:t>
+      </w:r>
+      <w:proofErr w:type="spellEnd"/>
+      <w:r>
+        <w:t xml:space="preserve"> file: </w:t>
+      </w:r>
+      <w:proofErr w:type="spellStart"/>
+      <w:proofErr w:type="gramStart"/>
+      <w:r>
+        <w:t>config.json</w:t>
+      </w:r>
+      <w:proofErr w:type="spellEnd"/>
+      <w:proofErr w:type="gramEnd"/>
+      <w:r>
+        <w:t>, sensors.py</w:t>
+      </w:r>
+      <w:proofErr w:type="gramStart"/>
+      <w:r>
+        <w:t>, .env</w:t>
+      </w:r>
+      <w:proofErr w:type="gramEnd"/>
+      <w:r>
+        <w:t xml:space="preserve">   </w:t>
+      </w:r>
+    </w:p>
+    <w:p>
+      <w:pPr>
+        <w:rPr>
+          <w:lang w:val="vi-VN"/>
+        </w:rPr>
+      </w:pPr>
+      <w:r>
+        <w:t xml:space="preserve"> - Thư </w:t>
+      </w:r>
+      <w:proofErr w:type="spellStart"/>
+      <w:r>
+        <w:t>mục</w:t>
+      </w:r>
+      <w:proofErr w:type="spellEnd"/>
+      <w:r>
+        <w:t xml:space="preserve"> </w:t>
+      </w:r>
+      <w:proofErr w:type="spellStart"/>
+      <w:r>
+        <w:t>nguồn</w:t>
+      </w:r>
+      <w:proofErr w:type="spellEnd"/>
+      <w:r>
+        <w:t xml:space="preserve"> &amp; </w:t>
+      </w:r>
+      <w:proofErr w:type="spellStart"/>
+      <w:r>
+        <w:t>đích</w:t>
+      </w:r>
+      <w:proofErr w:type="spellEnd"/>
+      <w:r>
+        <w:t xml:space="preserve"> </w:t>
+      </w:r>
+      <w:proofErr w:type="spellStart"/>
+      <w:r>
+        <w:t>sao</w:t>
+      </w:r>
+      <w:proofErr w:type="spellEnd"/>
+      <w:r>
+        <w:t xml:space="preserve"> </w:t>
+      </w:r>
+      <w:proofErr w:type="spellStart"/>
+      <w:r>
+        <w:t>lưu</w:t>
+      </w:r>
+      <w:proofErr w:type="spellEnd"/>
+      <w:r>
+        <w:t>: code -&gt; backup\code_v1</w:t>
+      </w:r>
+    </w:p>
+    <w:p>
+      <w:pPr>
+        <w:rPr>
+          <w:lang w:val="vi-VN"/>
+        </w:rPr>
+      </w:pPr>
+      <w:r>
+        <w:lastRenderedPageBreak/>
+        <w:t xml:space="preserve">                           </w:t>
+      </w:r>
+    </w:p>
+    <w:p>
+      <w:pPr>
+        <w:rPr>
+          <w:lang w:val="vi-VN"/>
+        </w:rPr>
+      </w:pPr>
+      <w:r>
+        <w:t xml:space="preserve">                           </w:t>
+      </w:r>
+    </w:p>
+    <w:p>
+      <w:pPr>
+        <w:rPr>
+          <w:lang w:val="vi-VN"/>
+        </w:rPr>
+      </w:pPr>
+    </w:p>
+    <w:p>
+      <w:pPr>
+        <w:rPr>
+          <w:lang w:val="vi-VN"/>
+        </w:rPr>
+      </w:pPr>
+      <w:r>
+        <w:t xml:space="preserve">                    PROCESS (</w:t>
+      </w:r>
+      <w:proofErr w:type="spellStart"/>
+      <w:r>
+        <w:t>Xử</w:t>
+      </w:r>
+      <w:proofErr w:type="spellEnd"/>
+      <w:r>
+        <w:t xml:space="preserve"> </w:t>
+      </w:r>
+      <w:proofErr w:type="spellStart"/>
+      <w:r>
+        <w:t>lý</w:t>
+      </w:r>
+      <w:proofErr w:type="spellEnd"/>
+      <w:r>
+        <w:t xml:space="preserve">)                    </w:t>
+      </w:r>
+    </w:p>
+    <w:p>
+      <w:pPr>
+        <w:rPr>
+          <w:lang w:val="vi-VN"/>
+        </w:rPr>
+      </w:pPr>
+      <w:r>
+        <w:t xml:space="preserve">1. New-Item -ItemType Directory -Force               </w:t>
+      </w:r>
+    </w:p>
+    <w:p>
+      <w:pPr>
+        <w:rPr>
+          <w:lang w:val="vi-VN"/>
+        </w:rPr>
+      </w:pPr>
+      <w:r>
+        <w:t>(</w:t>
+      </w:r>
+      <w:proofErr w:type="spellStart"/>
+      <w:r>
+        <w:t>Tạo</w:t>
+      </w:r>
+      <w:proofErr w:type="spellEnd"/>
+      <w:r>
+        <w:t xml:space="preserve"> </w:t>
+      </w:r>
+      <w:proofErr w:type="spellStart"/>
+      <w:r>
+        <w:t>chuỗi</w:t>
+      </w:r>
+      <w:proofErr w:type="spellEnd"/>
+      <w:r>
+        <w:t xml:space="preserve"> </w:t>
+      </w:r>
+      <w:proofErr w:type="spellStart"/>
+      <w:r>
+        <w:t>thư</w:t>
+      </w:r>
+      <w:proofErr w:type="spellEnd"/>
+      <w:r>
+        <w:t xml:space="preserve"> </w:t>
+      </w:r>
+      <w:proofErr w:type="spellStart"/>
+      <w:r>
+        <w:t>mục</w:t>
+      </w:r>
+      <w:proofErr w:type="spellEnd"/>
+      <w:r>
+        <w:t xml:space="preserve"> </w:t>
+      </w:r>
+      <w:proofErr w:type="spellStart"/>
+      <w:r>
+        <w:t>lồng</w:t>
+      </w:r>
+      <w:proofErr w:type="spellEnd"/>
+      <w:r>
+        <w:t xml:space="preserve"> </w:t>
+      </w:r>
+      <w:proofErr w:type="spellStart"/>
+      <w:r>
+        <w:t>nhau</w:t>
+      </w:r>
+      <w:proofErr w:type="spellEnd"/>
+      <w:r>
+        <w:t xml:space="preserve"> </w:t>
+      </w:r>
+      <w:proofErr w:type="spellStart"/>
+      <w:r>
+        <w:t>nhiều</w:t>
+      </w:r>
+      <w:proofErr w:type="spellEnd"/>
+      <w:r>
+        <w:t xml:space="preserve"> </w:t>
+      </w:r>
+      <w:proofErr w:type="spellStart"/>
+      <w:r>
+        <w:t>cấp</w:t>
+      </w:r>
+      <w:proofErr w:type="spellEnd"/>
+      <w:r>
+        <w:t xml:space="preserve">)           </w:t>
+      </w:r>
+    </w:p>
+    <w:p>
+      <w:pPr>
+        <w:rPr>
+          <w:lang w:val="vi-VN"/>
+        </w:rPr>
+      </w:pPr>
+      <w:r>
+        <w:t xml:space="preserve">2. New-Item -ItemType File -Attributes Hidden        </w:t>
+      </w:r>
+    </w:p>
+    <w:p>
+      <w:pPr>
+        <w:rPr>
+          <w:lang w:val="vi-VN"/>
+        </w:rPr>
+      </w:pPr>
+      <w:r>
+        <w:t xml:space="preserve"> (</w:t>
+      </w:r>
+      <w:proofErr w:type="spellStart"/>
+      <w:r>
+        <w:t>Tạo</w:t>
+      </w:r>
+      <w:proofErr w:type="spellEnd"/>
+      <w:r>
+        <w:t xml:space="preserve"> </w:t>
+      </w:r>
+      <w:proofErr w:type="spellStart"/>
+      <w:r>
+        <w:t>hàng</w:t>
+      </w:r>
+      <w:proofErr w:type="spellEnd"/>
+      <w:r>
+        <w:t xml:space="preserve"> </w:t>
+      </w:r>
+      <w:proofErr w:type="spellStart"/>
+      <w:r>
+        <w:t>loạt</w:t>
+      </w:r>
+      <w:proofErr w:type="spellEnd"/>
+      <w:r>
+        <w:t xml:space="preserve"> file, </w:t>
+      </w:r>
+      <w:proofErr w:type="spellStart"/>
+      <w:r>
+        <w:t>gán</w:t>
+      </w:r>
+      <w:proofErr w:type="spellEnd"/>
+      <w:r>
+        <w:t xml:space="preserve"> </w:t>
+      </w:r>
+      <w:proofErr w:type="spellStart"/>
+      <w:r>
+        <w:t>thuộc</w:t>
+      </w:r>
+      <w:proofErr w:type="spellEnd"/>
+      <w:r>
+        <w:t xml:space="preserve"> </w:t>
+      </w:r>
+      <w:proofErr w:type="spellStart"/>
+      <w:r>
+        <w:t>tính</w:t>
+      </w:r>
+      <w:proofErr w:type="spellEnd"/>
+      <w:r>
+        <w:t xml:space="preserve"> Hidden)      </w:t>
+      </w:r>
+    </w:p>
+    <w:p>
+      <w:pPr>
+        <w:rPr>
+          <w:lang w:val="vi-VN"/>
+        </w:rPr>
+      </w:pPr>
+      <w:r>
+        <w:t xml:space="preserve">3. Copy-Item -Recurse -Force                         </w:t>
+      </w:r>
+    </w:p>
+    <w:p>
+      <w:pPr>
+        <w:rPr>
+          <w:lang w:val="vi-VN"/>
+        </w:rPr>
+      </w:pPr>
+      <w:r>
+        <w:t xml:space="preserve">   (</w:t>
+      </w:r>
+      <w:proofErr w:type="spellStart"/>
+      <w:r>
+        <w:t>Duyệt</w:t>
+      </w:r>
+      <w:proofErr w:type="spellEnd"/>
+      <w:r>
+        <w:t xml:space="preserve"> </w:t>
+      </w:r>
+      <w:proofErr w:type="spellStart"/>
+      <w:r>
+        <w:t>đệ</w:t>
+      </w:r>
+      <w:proofErr w:type="spellEnd"/>
+      <w:r>
+        <w:t xml:space="preserve"> </w:t>
+      </w:r>
+      <w:proofErr w:type="spellStart"/>
+      <w:r>
+        <w:t>quy</w:t>
+      </w:r>
+      <w:proofErr w:type="spellEnd"/>
+      <w:r>
+        <w:t xml:space="preserve"> </w:t>
+      </w:r>
+      <w:proofErr w:type="spellStart"/>
+      <w:r>
+        <w:t>sao</w:t>
+      </w:r>
+      <w:proofErr w:type="spellEnd"/>
+      <w:r>
+        <w:t xml:space="preserve"> </w:t>
+      </w:r>
+      <w:proofErr w:type="spellStart"/>
+      <w:r>
+        <w:t>chép</w:t>
+      </w:r>
+      <w:proofErr w:type="spellEnd"/>
+      <w:r>
+        <w:t xml:space="preserve"> </w:t>
+      </w:r>
+      <w:proofErr w:type="spellStart"/>
+      <w:r>
+        <w:t>toàn</w:t>
+      </w:r>
+      <w:proofErr w:type="spellEnd"/>
+      <w:r>
+        <w:t xml:space="preserve"> </w:t>
+      </w:r>
+      <w:proofErr w:type="spellStart"/>
+      <w:r>
+        <w:t>bộ</w:t>
+      </w:r>
+      <w:proofErr w:type="spellEnd"/>
+      <w:r>
+        <w:t xml:space="preserve"> </w:t>
+      </w:r>
+      <w:proofErr w:type="spellStart"/>
+      <w:r>
+        <w:t>cây</w:t>
+      </w:r>
+      <w:proofErr w:type="spellEnd"/>
+      <w:r>
+        <w:t xml:space="preserve"> </w:t>
+      </w:r>
+      <w:proofErr w:type="spellStart"/>
+      <w:r>
+        <w:t>thư</w:t>
+      </w:r>
+      <w:proofErr w:type="spellEnd"/>
+      <w:r>
+        <w:t xml:space="preserve"> </w:t>
+      </w:r>
+      <w:proofErr w:type="spellStart"/>
+      <w:r>
+        <w:t>mục</w:t>
+      </w:r>
+      <w:proofErr w:type="spellEnd"/>
+      <w:r>
+        <w:t xml:space="preserve">)       </w:t>
+      </w:r>
+    </w:p>
+    <w:p>
+      <w:pPr>
+        <w:rPr>
+          <w:lang w:val="vi-VN"/>
+        </w:rPr>
+      </w:pPr>
+      <w:r>
+        <w:t xml:space="preserve">                           </w:t>
+      </w:r>
+    </w:p>
+    <w:p>
+      <w:pPr>
+        <w:rPr>
+          <w:lang w:val="vi-VN"/>
+        </w:rPr>
+      </w:pPr>
+      <w:r>
+        <w:t xml:space="preserve">                           </w:t>
+      </w:r>
+    </w:p>
+    <w:p>
+      <w:pPr>
+        <w:rPr>
+          <w:lang w:val="vi-VN"/>
+        </w:rPr>
+      </w:pPr>
+    </w:p>
+    <w:p>
+      <w:pPr>
+        <w:rPr>
+          <w:lang w:val="vi-VN"/>
+        </w:rPr>
+      </w:pPr>
+      <w:r>
+        <w:t xml:space="preserve">                  OUTPUT (</w:t>
+      </w:r>
+      <w:proofErr w:type="spellStart"/>
+      <w:r>
+        <w:t>Kết</w:t>
+      </w:r>
+      <w:proofErr w:type="spellEnd"/>
+      <w:r>
+        <w:t xml:space="preserve"> </w:t>
+      </w:r>
+      <w:proofErr w:type="spellStart"/>
+      <w:r>
+        <w:t>quả</w:t>
+      </w:r>
+      <w:proofErr w:type="spellEnd"/>
+      <w:r>
+        <w:t xml:space="preserve">)                   </w:t>
+      </w:r>
+    </w:p>
+    <w:p>
+      <w:pPr>
+        <w:rPr>
+          <w:lang w:val="vi-VN"/>
+        </w:rPr>
+      </w:pPr>
+      <w:r>
+        <w:t xml:space="preserve"> - </w:t>
+      </w:r>
+      <w:proofErr w:type="spellStart"/>
+      <w:r>
+        <w:t>Cây</w:t>
+      </w:r>
+      <w:proofErr w:type="spellEnd"/>
+      <w:r>
+        <w:t xml:space="preserve"> </w:t>
+      </w:r>
+      <w:proofErr w:type="spellStart"/>
+      <w:r>
+        <w:t>hạ</w:t>
+      </w:r>
+      <w:proofErr w:type="spellEnd"/>
+      <w:r>
+        <w:t xml:space="preserve"> </w:t>
+      </w:r>
+      <w:proofErr w:type="spellStart"/>
+      <w:r>
+        <w:t>tầng</w:t>
+      </w:r>
+      <w:proofErr w:type="spellEnd"/>
+      <w:r>
+        <w:t xml:space="preserve"> smart-farm/ </w:t>
+      </w:r>
+      <w:proofErr w:type="spellStart"/>
+      <w:r>
+        <w:t>sẵn</w:t>
+      </w:r>
+      <w:proofErr w:type="spellEnd"/>
+      <w:r>
+        <w:t xml:space="preserve"> </w:t>
+      </w:r>
+      <w:proofErr w:type="spellStart"/>
+      <w:r>
+        <w:t>sàng</w:t>
+      </w:r>
+      <w:proofErr w:type="spellEnd"/>
+      <w:r>
+        <w:t xml:space="preserve"> </w:t>
+      </w:r>
+      <w:proofErr w:type="spellStart"/>
+      <w:r>
+        <w:t>làm</w:t>
+      </w:r>
+      <w:proofErr w:type="spellEnd"/>
+      <w:r>
+        <w:t xml:space="preserve"> </w:t>
+      </w:r>
+      <w:proofErr w:type="spellStart"/>
+      <w:r>
+        <w:t>việc</w:t>
+      </w:r>
+      <w:proofErr w:type="spellEnd"/>
+      <w:r>
+        <w:t xml:space="preserve">          </w:t>
+      </w:r>
+    </w:p>
+    <w:p>
+      <w:pPr>
+        <w:rPr>
+          <w:lang w:val="vi-VN"/>
+        </w:rPr>
+      </w:pPr>
+      <w:r>
+        <w:t xml:space="preserve">- </w:t>
+      </w:r>
+      <w:proofErr w:type="gramStart"/>
+      <w:r>
+        <w:t>File .env</w:t>
+      </w:r>
+      <w:proofErr w:type="gramEnd"/>
+      <w:r>
+        <w:t xml:space="preserve"> </w:t>
+      </w:r>
+      <w:proofErr w:type="spellStart"/>
+      <w:r>
+        <w:t>mang</w:t>
+      </w:r>
+      <w:proofErr w:type="spellEnd"/>
+      <w:r>
+        <w:t xml:space="preserve"> </w:t>
+      </w:r>
+      <w:proofErr w:type="spellStart"/>
+      <w:r>
+        <w:t>thuộc</w:t>
+      </w:r>
+      <w:proofErr w:type="spellEnd"/>
+      <w:r>
+        <w:t xml:space="preserve"> </w:t>
+      </w:r>
+      <w:proofErr w:type="spellStart"/>
+      <w:r>
+        <w:t>tính</w:t>
+      </w:r>
+      <w:proofErr w:type="spellEnd"/>
+      <w:r>
+        <w:t xml:space="preserve"> Hidden </w:t>
+      </w:r>
+      <w:proofErr w:type="spellStart"/>
+      <w:r>
+        <w:t>ẩn</w:t>
+      </w:r>
+      <w:proofErr w:type="spellEnd"/>
+      <w:r>
+        <w:t xml:space="preserve"> </w:t>
+      </w:r>
+      <w:proofErr w:type="spellStart"/>
+      <w:r>
+        <w:t>chuẩn</w:t>
+      </w:r>
+      <w:proofErr w:type="spellEnd"/>
+      <w:r>
+        <w:t xml:space="preserve"> Windows   </w:t>
+      </w:r>
+    </w:p>
+    <w:p>
+      <w:pPr>
+        <w:rPr>
+          <w:lang w:val="vi-VN"/>
+        </w:rPr>
+      </w:pPr>
+      <w:r>
+        <w:t xml:space="preserve">- </w:t>
+      </w:r>
+      <w:proofErr w:type="spellStart"/>
+      <w:r>
+        <w:t>Bản</w:t>
+      </w:r>
+      <w:proofErr w:type="spellEnd"/>
+      <w:r>
+        <w:t xml:space="preserve"> </w:t>
+      </w:r>
+      <w:proofErr w:type="spellStart"/>
+      <w:r>
+        <w:t>sao</w:t>
+      </w:r>
+      <w:proofErr w:type="spellEnd"/>
+      <w:r>
+        <w:t xml:space="preserve"> </w:t>
+      </w:r>
+      <w:proofErr w:type="spellStart"/>
+      <w:r>
+        <w:t>lưu</w:t>
+      </w:r>
+      <w:proofErr w:type="spellEnd"/>
+      <w:r>
+        <w:t xml:space="preserve"> code_v1 </w:t>
+      </w:r>
+      <w:proofErr w:type="spellStart"/>
+      <w:r>
+        <w:t>nguyên</w:t>
+      </w:r>
+      <w:proofErr w:type="spellEnd"/>
+      <w:r>
+        <w:t xml:space="preserve"> </w:t>
+      </w:r>
+      <w:proofErr w:type="spellStart"/>
+      <w:r>
+        <w:t>vẹn</w:t>
+      </w:r>
+      <w:proofErr w:type="spellEnd"/>
+      <w:r>
+        <w:t xml:space="preserve"> </w:t>
+      </w:r>
+      <w:proofErr w:type="spellStart"/>
+      <w:r>
+        <w:t>tại</w:t>
+      </w:r>
+      <w:proofErr w:type="spellEnd"/>
+      <w:r>
+        <w:t xml:space="preserve"> </w:t>
+      </w:r>
+      <w:proofErr w:type="spellStart"/>
+      <w:r>
+        <w:t>thư</w:t>
+      </w:r>
+      <w:proofErr w:type="spellEnd"/>
+      <w:r>
+        <w:t xml:space="preserve"> </w:t>
+      </w:r>
+      <w:proofErr w:type="spellStart"/>
+      <w:r>
+        <w:t>mục</w:t>
+      </w:r>
+      <w:proofErr w:type="spellEnd"/>
+      <w:r>
+        <w:t xml:space="preserve"> backup  </w:t>
+      </w:r>
+    </w:p>
+    <w:p>
+      <w:pPr>
+        <w:rPr>
+          <w:lang w:val="vi-VN"/>
+        </w:rPr>
+      </w:pPr>
+    </w:p>
+    <w:p>
+      <w:pPr>
+        <w:rPr>
+          <w:lang w:val="vi-VN"/>
+        </w:rPr>
+      </w:pPr>
+      <w:r>
+        <w:t xml:space="preserve">Em </w:t>
+      </w:r>
+      <w:proofErr w:type="spellStart"/>
+      <w:r>
+        <w:t>đã</w:t>
+      </w:r>
+      <w:proofErr w:type="spellEnd"/>
+      <w:r>
+        <w:t xml:space="preserve"> </w:t>
+      </w:r>
+      <w:proofErr w:type="spellStart"/>
+      <w:r>
+        <w:t>ghi</w:t>
+      </w:r>
+      <w:proofErr w:type="spellEnd"/>
+      <w:r>
+        <w:t xml:space="preserve"> </w:t>
+      </w:r>
+      <w:proofErr w:type="spellStart"/>
+      <w:r>
+        <w:t>nhớ</w:t>
+      </w:r>
+      <w:proofErr w:type="spellEnd"/>
+      <w:r>
+        <w:t xml:space="preserve"> </w:t>
+      </w:r>
+      <w:proofErr w:type="spellStart"/>
+      <w:r>
+        <w:t>định</w:t>
+      </w:r>
+      <w:proofErr w:type="spellEnd"/>
+      <w:r>
+        <w:t xml:space="preserve"> </w:t>
+      </w:r>
+      <w:proofErr w:type="spellStart"/>
+      <w:r>
+        <w:t>dạng</w:t>
+      </w:r>
+      <w:proofErr w:type="spellEnd"/>
+      <w:r>
+        <w:t xml:space="preserve"> </w:t>
+      </w:r>
+      <w:proofErr w:type="spellStart"/>
+      <w:r>
+        <w:t>quy</w:t>
+      </w:r>
+      <w:proofErr w:type="spellEnd"/>
+      <w:r>
+        <w:t xml:space="preserve"> </w:t>
+      </w:r>
+      <w:proofErr w:type="spellStart"/>
+      <w:r>
+        <w:t>chuẩn</w:t>
+      </w:r>
+      <w:proofErr w:type="spellEnd"/>
+      <w:r>
+        <w:t xml:space="preserve"> </w:t>
+      </w:r>
+      <w:proofErr w:type="spellStart"/>
+      <w:r>
+        <w:t>của</w:t>
+      </w:r>
+      <w:proofErr w:type="spellEnd"/>
+      <w:r>
+        <w:t xml:space="preserve"> </w:t>
+      </w:r>
+      <w:proofErr w:type="spellStart"/>
+      <w:r>
+        <w:t>bài</w:t>
+      </w:r>
+      <w:proofErr w:type="spellEnd"/>
+      <w:r>
+        <w:t xml:space="preserve"> </w:t>
+      </w:r>
+      <w:proofErr w:type="spellStart"/>
+      <w:r>
+        <w:t>tập</w:t>
+      </w:r>
+      <w:proofErr w:type="spellEnd"/>
+      <w:r>
+        <w:t xml:space="preserve">: </w:t>
+      </w:r>
+      <w:r>
+        <w:rPr>
+          <w:b/>
+          <w:bCs/>
+        </w:rPr>
+        <w:t>Session05_Ex03</w:t>
+      </w:r>
+      <w:r>
+        <w:t xml:space="preserve">. </w:t>
+      </w:r>
+      <w:proofErr w:type="spellStart"/>
+      <w:r>
+        <w:t>Lần</w:t>
+      </w:r>
+      <w:proofErr w:type="spellEnd"/>
+      <w:r>
+        <w:t xml:space="preserve"> </w:t>
+      </w:r>
+      <w:proofErr w:type="spellStart"/>
+      <w:r>
+        <w:t>nộp</w:t>
+      </w:r>
+      <w:proofErr w:type="spellEnd"/>
+      <w:r>
+        <w:t xml:space="preserve"> </w:t>
+      </w:r>
+      <w:proofErr w:type="spellStart"/>
+      <w:r>
+        <w:t>bài</w:t>
+      </w:r>
+      <w:proofErr w:type="spellEnd"/>
+      <w:r>
+        <w:t xml:space="preserve"> </w:t>
+      </w:r>
+      <w:proofErr w:type="spellStart"/>
+      <w:r>
+        <w:t>và</w:t>
+      </w:r>
+      <w:proofErr w:type="spellEnd"/>
+      <w:r>
+        <w:t xml:space="preserve"> </w:t>
+      </w:r>
+      <w:proofErr w:type="spellStart"/>
+      <w:r>
+        <w:t>đẩy</w:t>
+      </w:r>
+      <w:proofErr w:type="spellEnd"/>
+      <w:r>
+        <w:t xml:space="preserve"> code </w:t>
+      </w:r>
+      <w:proofErr w:type="spellStart"/>
+      <w:r>
+        <w:t>lên</w:t>
+      </w:r>
+      <w:proofErr w:type="spellEnd"/>
+      <w:r>
+        <w:t xml:space="preserve"> GitHub </w:t>
+      </w:r>
+      <w:proofErr w:type="spellStart"/>
+      <w:r>
+        <w:t>tới</w:t>
+      </w:r>
+      <w:proofErr w:type="spellEnd"/>
+      <w:r>
+        <w:t xml:space="preserve"> </w:t>
+      </w:r>
+      <w:proofErr w:type="spellStart"/>
+      <w:r>
+        <w:t>em</w:t>
+      </w:r>
+      <w:proofErr w:type="spellEnd"/>
+      <w:r>
+        <w:t xml:space="preserve"> </w:t>
+      </w:r>
+      <w:proofErr w:type="spellStart"/>
+      <w:r>
+        <w:t>sẽ</w:t>
+      </w:r>
+      <w:proofErr w:type="spellEnd"/>
+      <w:r>
+        <w:t xml:space="preserve"> </w:t>
+      </w:r>
+      <w:proofErr w:type="spellStart"/>
+      <w:r>
+        <w:t>tuân</w:t>
+      </w:r>
+      <w:proofErr w:type="spellEnd"/>
+      <w:r>
+        <w:t xml:space="preserve"> </w:t>
+      </w:r>
+      <w:proofErr w:type="spellStart"/>
+      <w:r>
+        <w:t>thủ</w:t>
+      </w:r>
+      <w:proofErr w:type="spellEnd"/>
+      <w:r>
+        <w:t xml:space="preserve"> </w:t>
+      </w:r>
+      <w:proofErr w:type="spellStart"/>
+      <w:r>
+        <w:t>chính</w:t>
+      </w:r>
+      <w:proofErr w:type="spellEnd"/>
+      <w:r>
+        <w:t xml:space="preserve"> </w:t>
+      </w:r>
+      <w:proofErr w:type="spellStart"/>
+      <w:r>
+        <w:t>xác</w:t>
+      </w:r>
+      <w:proofErr w:type="spellEnd"/>
+      <w:r>
+        <w:t xml:space="preserve"> 100% </w:t>
+      </w:r>
+      <w:proofErr w:type="spellStart"/>
+      <w:r>
+        <w:t>định</w:t>
+      </w:r>
+      <w:proofErr w:type="spellEnd"/>
+      <w:r>
+        <w:t xml:space="preserve"> </w:t>
+      </w:r>
+      <w:proofErr w:type="spellStart"/>
+      <w:r>
+        <w:t>dạng</w:t>
+      </w:r>
+      <w:proofErr w:type="spellEnd"/>
+      <w:r>
+        <w:t xml:space="preserve"> </w:t>
+      </w:r>
+      <w:proofErr w:type="spellStart"/>
+      <w:r>
+        <w:t>tên</w:t>
+      </w:r>
+      <w:proofErr w:type="spellEnd"/>
+      <w:r>
+        <w:t xml:space="preserve"> </w:t>
+      </w:r>
+      <w:proofErr w:type="spellStart"/>
+      <w:r>
+        <w:t>thư</w:t>
+      </w:r>
+      <w:proofErr w:type="spellEnd"/>
+      <w:r>
+        <w:t xml:space="preserve"> </w:t>
+      </w:r>
+      <w:proofErr w:type="spellStart"/>
+      <w:r>
+        <w:t>mục</w:t>
+      </w:r>
+      <w:proofErr w:type="spellEnd"/>
+      <w:r>
+        <w:t xml:space="preserve">/repository </w:t>
+      </w:r>
+      <w:proofErr w:type="spellStart"/>
+      <w:r>
+        <w:t>này</w:t>
+      </w:r>
+      <w:proofErr w:type="spellEnd"/>
+      <w:r>
+        <w:t xml:space="preserve"> ạ</w:t>
+      </w:r>
+    </w:p>
+    <w:p>
+      <w:pPr>
+        <w:rPr>
+          <w:lang w:val="vi-VN"/>
+        </w:rPr>
+      </w:pPr>
     </w:p>
     <w:p/>
     <w:sectPr>
@@ -5285,6 +7407,17 @@
       <w:spacing w:val="5"/>
     </w:rPr>
   </w:style>
+  <w:style w:type="paragraph" w:styleId="NormalWeb">
+    <w:name w:val="Normal (Web)"/>
+    <w:basedOn w:val="Normal"/>
+    <w:uiPriority w:val="99"/>
+    <w:semiHidden/>
+    <w:unhideWhenUsed/>
+    <w:rsid w:val="00B92664"/>
+    <w:rPr>
+      <w:rFonts w:ascii="Times New Roman" w:hAnsi="Times New Roman" w:cs="Times New Roman"/>
+    </w:rPr>
+  </w:style>
 </w:styles>
 </file>
 
